--- a/docs/competition/preliminary-2026/初赛提交附件-v2/OneCase-项目简介.docx
+++ b/docs/competition/preliminary-2026/初赛提交附件-v2/OneCase-项目简介.docx
@@ -67,7 +67,7 @@
     </w:p>
     <w:p>
       <w:r>
-        <w:t>OneCase 帮社区工作人员把反馈整理成草稿，由人确认新建或关联事项，再跟进处理进度。文字流程已实现，图片支持上传、预览、保存和恢复。图片识别接口已接通，但当前 Mock 不能识别，需配置视觉模型并实测。语音暂未支持，实际提效仍待验证。</w:t>
+        <w:t>OneCase 帮社区工作人员把反馈整理成草稿，由人确认新建或关联事项，再跟进处理进度。文字流程已实现，图片支持上传、预览、保存和恢复。Qwen、OpenAI、StepFun 的图片消息已接通；当前 StepFun 已用一条合成图片真实跑通至草稿确认环节（Review），但代表性识别效果仍未验证；Mock 不能识别图片。语音暂未支持，实际提效仍待验证。</w:t>
       </w:r>
     </w:p>
     <w:p>
@@ -85,7 +85,7 @@
     </w:p>
     <w:p>
       <w:r>
-        <w:t>截图或现场图片 → 上传与保存 → 人工检查；配置视觉模型并完成实测后，可生成 AI 草稿供人核对。</w:t>
+        <w:t>截图或现场图片 → 上传与保存 → 人工检查；StepFun 已用单张合成图片真实生成 AI 草稿，代表性效果仍待验证。</w:t>
       </w:r>
     </w:p>
     <w:p>
